--- a/COA/visiting_card.docx
+++ b/COA/visiting_card.docx
@@ -8,6 +8,150 @@
           <w:lang w:val="en-US"/>
         </w:rPr>
       </w:pPr>
+      <w:r>
+        <w:rPr>
+          <w:noProof/>
+          <w:lang w:val="en-US"/>
+        </w:rPr>
+        <mc:AlternateContent>
+          <mc:Choice Requires="wps">
+            <w:drawing>
+              <wp:anchor distT="91440" distB="91440" distL="114300" distR="114300" simplePos="0" relativeHeight="251665408" behindDoc="0" locked="0" layoutInCell="1" allowOverlap="1" wp14:anchorId="5B7C09CE" wp14:editId="39B047EC">
+                <wp:simplePos x="0" y="0"/>
+                <wp:positionH relativeFrom="page">
+                  <wp:posOffset>4769534</wp:posOffset>
+                </wp:positionH>
+                <wp:positionV relativeFrom="paragraph">
+                  <wp:posOffset>2454470</wp:posOffset>
+                </wp:positionV>
+                <wp:extent cx="3474720" cy="1403985"/>
+                <wp:effectExtent l="0" t="0" r="15875" b="11430"/>
+                <wp:wrapTopAndBottom/>
+                <wp:docPr id="307" name="Text Box 2"/>
+                <wp:cNvGraphicFramePr>
+                  <a:graphicFrameLocks xmlns:a="http://schemas.openxmlformats.org/drawingml/2006/main"/>
+                </wp:cNvGraphicFramePr>
+                <a:graphic xmlns:a="http://schemas.openxmlformats.org/drawingml/2006/main">
+                  <a:graphicData uri="http://schemas.microsoft.com/office/word/2010/wordprocessingShape">
+                    <wps:wsp>
+                      <wps:cNvSpPr txBox="1">
+                        <a:spLocks noChangeArrowheads="1"/>
+                      </wps:cNvSpPr>
+                      <wps:spPr bwMode="auto">
+                        <a:xfrm>
+                          <a:off x="0" y="0"/>
+                          <a:ext cx="3474720" cy="1403985"/>
+                        </a:xfrm>
+                        <a:prstGeom prst="rect">
+                          <a:avLst/>
+                        </a:prstGeom>
+                        <a:ln>
+                          <a:headEnd/>
+                          <a:tailEnd/>
+                        </a:ln>
+                      </wps:spPr>
+                      <wps:style>
+                        <a:lnRef idx="2">
+                          <a:schemeClr val="accent1"/>
+                        </a:lnRef>
+                        <a:fillRef idx="1">
+                          <a:schemeClr val="lt1"/>
+                        </a:fillRef>
+                        <a:effectRef idx="0">
+                          <a:schemeClr val="accent1"/>
+                        </a:effectRef>
+                        <a:fontRef idx="minor">
+                          <a:schemeClr val="dk1"/>
+                        </a:fontRef>
+                      </wps:style>
+                      <wps:txbx>
+                        <w:txbxContent>
+                          <w:p>
+                            <w:pPr>
+                              <w:pBdr>
+                                <w:top w:val="single" w:sz="24" w:space="8" w:color="156082" w:themeColor="accent1"/>
+                                <w:bottom w:val="single" w:sz="24" w:space="8" w:color="156082" w:themeColor="accent1"/>
+                              </w:pBdr>
+                              <w:spacing w:after="0"/>
+                              <w:jc w:val="center"/>
+                              <w:rPr>
+                                <w:i/>
+                                <w:iCs/>
+                                <w:color w:val="156082" w:themeColor="accent1"/>
+                                <w:sz w:val="96"/>
+                                <w:szCs w:val="96"/>
+                                <w:lang w:val="en-US"/>
+                              </w:rPr>
+                            </w:pPr>
+                            <w:r>
+                              <w:rPr>
+                                <w:sz w:val="96"/>
+                                <w:szCs w:val="96"/>
+                                <w:lang w:val="en-US"/>
+                              </w:rPr>
+                              <w:t>studytracker.co.in</w:t>
+                            </w:r>
+                          </w:p>
+                        </w:txbxContent>
+                      </wps:txbx>
+                      <wps:bodyPr rot="0" vert="horz" wrap="square" lIns="91440" tIns="45720" rIns="91440" bIns="45720" anchor="t" anchorCtr="0">
+                        <a:spAutoFit/>
+                      </wps:bodyPr>
+                    </wps:wsp>
+                  </a:graphicData>
+                </a:graphic>
+                <wp14:sizeRelH relativeFrom="margin">
+                  <wp14:pctWidth>58500</wp14:pctWidth>
+                </wp14:sizeRelH>
+                <wp14:sizeRelV relativeFrom="margin">
+                  <wp14:pctHeight>20000</wp14:pctHeight>
+                </wp14:sizeRelV>
+              </wp:anchor>
+            </w:drawing>
+          </mc:Choice>
+          <mc:Fallback>
+            <w:pict>
+              <v:shapetype w14:anchorId="5B7C09CE" id="_x0000_t202" coordsize="21600,21600" o:spt="202" path="m,l,21600r21600,l21600,xe">
+                <v:stroke joinstyle="miter"/>
+                <v:path gradientshapeok="t" o:connecttype="rect"/>
+              </v:shapetype>
+              <v:shape id="Text Box 2" o:spid="_x0000_s1026" type="#_x0000_t202" style="position:absolute;margin-left:375.55pt;margin-top:193.25pt;width:273.6pt;height:110.55pt;z-index:251665408;visibility:visible;mso-wrap-style:square;mso-width-percent:585;mso-height-percent:200;mso-wrap-distance-left:9pt;mso-wrap-distance-top:7.2pt;mso-wrap-distance-right:9pt;mso-wrap-distance-bottom:7.2pt;mso-position-horizontal:absolute;mso-position-horizontal-relative:page;mso-position-vertical:absolute;mso-position-vertical-relative:text;mso-width-percent:585;mso-height-percent:200;mso-width-relative:margin;mso-height-relative:margin;v-text-anchor:top" o:gfxdata="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" fillcolor="white [3201]" strokecolor="#156082 [3204]" strokeweight="1.5pt">
+                <v:textbox style="mso-fit-shape-to-text:t">
+                  <w:txbxContent>
+                    <w:p>
+                      <w:pPr>
+                        <w:pBdr>
+                          <w:top w:val="single" w:sz="24" w:space="8" w:color="156082" w:themeColor="accent1"/>
+                          <w:bottom w:val="single" w:sz="24" w:space="8" w:color="156082" w:themeColor="accent1"/>
+                        </w:pBdr>
+                        <w:spacing w:after="0"/>
+                        <w:jc w:val="center"/>
+                        <w:rPr>
+                          <w:i/>
+                          <w:iCs/>
+                          <w:color w:val="156082" w:themeColor="accent1"/>
+                          <w:sz w:val="96"/>
+                          <w:szCs w:val="96"/>
+                          <w:lang w:val="en-US"/>
+                        </w:rPr>
+                      </w:pPr>
+                      <w:r>
+                        <w:rPr>
+                          <w:sz w:val="96"/>
+                          <w:szCs w:val="96"/>
+                          <w:lang w:val="en-US"/>
+                        </w:rPr>
+                        <w:t>studytracker.co.in</w:t>
+                      </w:r>
+                    </w:p>
+                  </w:txbxContent>
+                </v:textbox>
+                <w10:wrap type="topAndBottom" anchorx="page"/>
+              </v:shape>
+            </w:pict>
+          </mc:Fallback>
+        </mc:AlternateContent>
+      </w:r>
       <w:r>
         <w:rPr>
           <w:noProof/>
@@ -95,11 +239,7 @@
           </mc:Choice>
           <mc:Fallback>
             <w:pict>
-              <v:shapetype w14:anchorId="1974DDF4" id="_x0000_t202" coordsize="21600,21600" o:spt="202" path="m,l,21600r21600,l21600,xe">
-                <v:stroke joinstyle="miter"/>
-                <v:path gradientshapeok="t" o:connecttype="rect"/>
-              </v:shapetype>
-              <v:shape id="Text Box 2" o:spid="_x0000_s1026" type="#_x0000_t202" style="position:absolute;margin-left:437.05pt;margin-top:107pt;width:488.25pt;height:110.6pt;z-index:251663360;visibility:visible;mso-wrap-style:square;mso-width-percent:0;mso-height-percent:200;mso-wrap-distance-left:9pt;mso-wrap-distance-top:3.6pt;mso-wrap-distance-right:9pt;mso-wrap-distance-bottom:3.6pt;mso-position-horizontal:right;mso-position-horizontal-relative:page;mso-position-vertical:absolute;mso-position-vertical-relative:text;mso-width-percent:0;mso-height-percent:200;mso-width-relative:margin;mso-height-relative:margin;v-text-anchor:top" o:gfxdata="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">
+              <v:shape w14:anchorId="1974DDF4" id="_x0000_s1027" type="#_x0000_t202" style="position:absolute;margin-left:437.05pt;margin-top:107pt;width:488.25pt;height:110.6pt;z-index:251663360;visibility:visible;mso-wrap-style:square;mso-width-percent:0;mso-height-percent:200;mso-wrap-distance-left:9pt;mso-wrap-distance-top:3.6pt;mso-wrap-distance-right:9pt;mso-wrap-distance-bottom:3.6pt;mso-position-horizontal:right;mso-position-horizontal-relative:page;mso-position-vertical:absolute;mso-position-vertical-relative:text;mso-width-percent:0;mso-height-percent:200;mso-width-relative:margin;mso-height-relative:margin;v-text-anchor:top" o:gfxdata="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">
                 <v:textbox style="mso-fit-shape-to-text:t">
                   <w:txbxContent>
                     <w:p>
@@ -227,7 +367,7 @@
           </mc:Choice>
           <mc:Fallback>
             <w:pict>
-              <v:shape w14:anchorId="7926A314" id="_x0000_s1027" type="#_x0000_t202" style="position:absolute;margin-left:413.5pt;margin-top:0;width:350.7pt;height:110.6pt;z-index:-251655168;visibility:visible;mso-wrap-style:square;mso-width-percent:0;mso-height-percent:200;mso-wrap-distance-left:9pt;mso-wrap-distance-top:3.6pt;mso-wrap-distance-right:9pt;mso-wrap-distance-bottom:3.6pt;mso-position-horizontal:absolute;mso-position-horizontal-relative:margin;mso-position-vertical:absolute;mso-position-vertical-relative:text;mso-width-percent:0;mso-height-percent:200;mso-width-relative:margin;mso-height-relative:margin;v-text-anchor:top" o:gfxdata="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">
+              <v:shape w14:anchorId="7926A314" id="_x0000_s1028" type="#_x0000_t202" style="position:absolute;margin-left:413.5pt;margin-top:0;width:350.7pt;height:110.6pt;z-index:-251655168;visibility:visible;mso-wrap-style:square;mso-width-percent:0;mso-height-percent:200;mso-wrap-distance-left:9pt;mso-wrap-distance-top:3.6pt;mso-wrap-distance-right:9pt;mso-wrap-distance-bottom:3.6pt;mso-position-horizontal:absolute;mso-position-horizontal-relative:margin;mso-position-vertical:absolute;mso-position-vertical-relative:text;mso-width-percent:0;mso-height-percent:200;mso-width-relative:margin;mso-height-relative:margin;v-text-anchor:top" o:gfxdata="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">
                 <v:textbox style="mso-fit-shape-to-text:t">
                   <w:txbxContent>
                     <w:p>
@@ -401,7 +541,7 @@
           </mc:Choice>
           <mc:Fallback>
             <w:pict>
-              <v:shape w14:anchorId="3FA9998D" id="Rectangle 3" o:spid="_x0000_s1026" style="position:absolute;margin-left:0;margin-top:-1in;width:483.65pt;height:587.1pt;z-index:251659264;visibility:visible;mso-wrap-style:square;mso-width-percent:0;mso-height-percent:0;mso-wrap-distance-left:9pt;mso-wrap-distance-top:0;mso-wrap-distance-right:9pt;mso-wrap-distance-bottom:0;mso-position-horizontal:left;mso-position-horizontal-relative:page;mso-position-vertical:absolute;mso-position-vertical-relative:text;mso-width-percent:0;mso-height-percent:0;mso-width-relative:margin;mso-height-relative:margin;v-text-anchor:middle" coordsize="4665345,5978525" o:gfxdata="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" path="m,l4665345,v146,875323,-2062968,2102338,-2062822,2977661l4665345,5978525,,5978525,,xe" fillcolor="#156082 [3204]" strokecolor="#030e13 [484]" strokeweight="1.5pt">
+              <v:shape w14:anchorId="43D545FD" id="Rectangle 3" o:spid="_x0000_s1026" style="position:absolute;margin-left:0;margin-top:-1in;width:483.65pt;height:587.1pt;z-index:251659264;visibility:visible;mso-wrap-style:square;mso-width-percent:0;mso-height-percent:0;mso-wrap-distance-left:9pt;mso-wrap-distance-top:0;mso-wrap-distance-right:9pt;mso-wrap-distance-bottom:0;mso-position-horizontal:left;mso-position-horizontal-relative:page;mso-position-vertical:absolute;mso-position-vertical-relative:text;mso-width-percent:0;mso-height-percent:0;mso-width-relative:margin;mso-height-relative:margin;v-text-anchor:middle" coordsize="4665345,5978525" o:gfxdata="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" path="m,l4665345,v146,875323,-2062968,2102338,-2062822,2977661l4665345,5978525,,5978525,,xe" fillcolor="#156082 [3204]" strokecolor="#030e13 [484]" strokeweight="1.5pt">
                 <v:stroke joinstyle="miter"/>
                 <v:path arrowok="t" o:connecttype="custom" o:connectlocs="0,0;6142306,0;3426433,3713470;6142306,7455877;0,7455877;0,0" o:connectangles="0,0,0,0,0,0"/>
                 <w10:wrap anchorx="page"/>
